--- a/Документация/Инструкция пользователя/Инструкция пользователя.docx
+++ b/Документация/Инструкция пользователя/Инструкция пользователя.docx
@@ -1076,7 +1076,7 @@
           <w:color w:val="000000"/>
           <w:sz w:val="26"/>
         </w:rPr>
-        <w:t>4.12. Отправить заявку</w:t>
+        <w:t>4.12. Сохранить внесённых людей и машины себе</w:t>
       </w:r>
       <w:r>
         <w:rPr>
@@ -1107,7 +1107,7 @@
           <w:color w:val="000000"/>
           <w:sz w:val="26"/>
         </w:rPr>
-        <w:t>4.13. Сохранить внесённых людей себе</w:t>
+        <w:t>4.13. Отправить заявку</w:t>
       </w:r>
       <w:r>
         <w:rPr>
@@ -1118,7 +1118,7 @@
           <w:sz w:val="26"/>
         </w:rPr>
         <w:tab/>
-        <w:t>23</w:t>
+        <w:t>24</w:t>
       </w:r>
     </w:p>
     <w:p>
@@ -1149,7 +1149,7 @@
           <w:sz w:val="26"/>
         </w:rPr>
         <w:tab/>
-        <w:t>24</w:t>
+        <w:t>25</w:t>
       </w:r>
     </w:p>
     <w:p>
@@ -1273,7 +1273,7 @@
           <w:sz w:val="26"/>
         </w:rPr>
         <w:tab/>
-        <w:t>25</w:t>
+        <w:t>26</w:t>
       </w:r>
     </w:p>
     <w:p>
@@ -8351,35 +8351,19 @@
           <w:color w:val="000000"/>
           <w:sz w:val="28"/>
         </w:rPr>
-        <w:t>4.12. Отправить заявку</w:t>
-      </w:r>
-    </w:p>
-    <w:p>
-      <w:pPr>
-        <w:spacing w:after="0" w:line="360" w:lineRule="auto"/>
-        <w:ind w:hanging="454" w:left="1134"/>
-        <w:jc w:val="both"/>
-      </w:pPr>
-      <w:r>
-        <w:rPr>
-          <w:rFonts w:ascii="Times New Roman" w:hAnsi="Times New Roman" w:cs="Times New Roman" w:eastAsia="Times New Roman"/>
-          <w:b w:val="0"/>
-          <w:i w:val="0"/>
-          <w:color w:val="000000"/>
-          <w:sz w:val="28"/>
-        </w:rPr>
-        <w:t>1.</w:t>
-        <w:tab/>
-      </w:r>
-      <w:r>
-        <w:rPr>
-          <w:rFonts w:ascii="Times New Roman" w:hAnsi="Times New Roman" w:cs="Times New Roman" w:eastAsia="Times New Roman"/>
-          <w:b w:val="0"/>
-          <w:i w:val="0"/>
-          <w:color w:val="000000"/>
-          <w:sz w:val="28"/>
-        </w:rPr>
-        <w:t xml:space="preserve">Поставьте отметку </w:t>
+        <w:t>4.12. Сохранить внесённых людей и машины себе</w:t>
+      </w:r>
+    </w:p>
+    <w:p>
+      <w:r>
+        <w:rPr>
+          <w:rFonts w:ascii="Times New Roman" w:hAnsi="Times New Roman" w:cs="Times New Roman" w:eastAsia="Times New Roman"/>
+          <w:b w:val="0"/>
+          <w:i w:val="0"/>
+          <w:color w:val="000000"/>
+          <w:sz w:val="28"/>
+        </w:rPr>
+        <w:t xml:space="preserve">Как только вы нажмёте </w:t>
       </w:r>
       <w:r>
         <w:rPr>
@@ -8389,54 +8373,6 @@
           <w:color w:val="000000"/>
           <w:sz w:val="28"/>
         </w:rPr>
-        <w:t>«Даю согласие на обработку, хранение, передачу персональных данных, изложенных в заявке»</w:t>
-      </w:r>
-      <w:r>
-        <w:rPr>
-          <w:rFonts w:ascii="Times New Roman" w:hAnsi="Times New Roman" w:cs="Times New Roman" w:eastAsia="Times New Roman"/>
-          <w:b w:val="0"/>
-          <w:i w:val="0"/>
-          <w:color w:val="000000"/>
-          <w:sz w:val="28"/>
-        </w:rPr>
-        <w:t>, Рисунок 4.14.</w:t>
-      </w:r>
-    </w:p>
-    <w:p>
-      <w:pPr>
-        <w:spacing w:after="0" w:line="360" w:lineRule="auto"/>
-        <w:ind w:hanging="454" w:left="1134"/>
-        <w:jc w:val="both"/>
-      </w:pPr>
-      <w:r>
-        <w:rPr>
-          <w:rFonts w:ascii="Times New Roman" w:hAnsi="Times New Roman" w:cs="Times New Roman" w:eastAsia="Times New Roman"/>
-          <w:b w:val="0"/>
-          <w:i w:val="0"/>
-          <w:color w:val="000000"/>
-          <w:sz w:val="28"/>
-        </w:rPr>
-        <w:t>2.</w:t>
-        <w:tab/>
-      </w:r>
-      <w:r>
-        <w:rPr>
-          <w:rFonts w:ascii="Times New Roman" w:hAnsi="Times New Roman" w:cs="Times New Roman" w:eastAsia="Times New Roman"/>
-          <w:b w:val="0"/>
-          <w:i w:val="0"/>
-          <w:color w:val="000000"/>
-          <w:sz w:val="28"/>
-        </w:rPr>
-        <w:t xml:space="preserve">Нажмите </w:t>
-      </w:r>
-      <w:r>
-        <w:rPr>
-          <w:rFonts w:ascii="Times New Roman" w:hAnsi="Times New Roman" w:cs="Times New Roman" w:eastAsia="Times New Roman"/>
-          <w:b/>
-          <w:i w:val="0"/>
-          <w:color w:val="000000"/>
-          <w:sz w:val="28"/>
-        </w:rPr>
         <w:t>«Отправить заявку»</w:t>
       </w:r>
       <w:r>
@@ -8447,17 +8383,7 @@
           <w:color w:val="000000"/>
           <w:sz w:val="28"/>
         </w:rPr>
-        <w:t xml:space="preserve">. </w:t>
-      </w:r>
-      <w:r>
-        <w:rPr>
-          <w:rFonts w:ascii="Times New Roman" w:hAnsi="Times New Roman" w:cs="Times New Roman" w:eastAsia="Times New Roman"/>
-          <w:b/>
-          <w:i w:val="0"/>
-          <w:color w:val="000000"/>
-          <w:sz w:val="28"/>
-        </w:rPr>
-        <w:t>Система проверит заполнение и отправит заявку.</w:t>
+        <w:t>, система предложит сохранить новых людей и машины в ваши списки, Рисунок 4.14. Согласитесь - в следующий раз их не придётся вводить заново.</w:t>
       </w:r>
     </w:p>
     <w:p>
@@ -8470,8 +8396,262 @@
       <w:r>
         <w:drawing>
           <wp:inline xmlns:a="http://schemas.openxmlformats.org/drawingml/2006/main" xmlns:pic="http://schemas.openxmlformats.org/drawingml/2006/picture">
+            <wp:extent cx="3803904" cy="3962399"/>
+            <wp:docPr id="21" name="Picture 21"/>
+            <wp:cNvGraphicFramePr>
+              <a:graphicFrameLocks noChangeAspect="1"/>
+            </wp:cNvGraphicFramePr>
+            <a:graphic>
+              <a:graphicData uri="http://schemas.openxmlformats.org/drawingml/2006/picture">
+                <pic:pic>
+                  <pic:nvPicPr>
+                    <pic:cNvPr id="0" name="app-binding.png"/>
+                    <pic:cNvPicPr/>
+                  </pic:nvPicPr>
+                  <pic:blipFill>
+                    <a:blip r:embed="rId31"/>
+                    <a:stretch>
+                      <a:fillRect/>
+                    </a:stretch>
+                  </pic:blipFill>
+                  <pic:spPr>
+                    <a:xfrm>
+                      <a:off x="0" y="0"/>
+                      <a:ext cx="3803904" cy="3962399"/>
+                    </a:xfrm>
+                    <a:prstGeom prst="rect"/>
+                  </pic:spPr>
+                </pic:pic>
+              </a:graphicData>
+            </a:graphic>
+          </wp:inline>
+        </w:drawing>
+      </w:r>
+    </w:p>
+    <w:p>
+      <w:pPr>
+        <w:keepNext w:val="0"/>
+        <w:spacing w:line="240" w:lineRule="auto" w:before="40" w:after="200"/>
+        <w:ind w:firstLine="0"/>
+        <w:jc w:val="center"/>
+      </w:pPr>
+      <w:r>
+        <w:rPr>
+          <w:rFonts w:ascii="Times New Roman" w:hAnsi="Times New Roman" w:cs="Times New Roman" w:eastAsia="Times New Roman"/>
+          <w:b w:val="0"/>
+          <w:i/>
+          <w:color w:val="000000"/>
+          <w:sz w:val="24"/>
+        </w:rPr>
+        <w:t>Рисунок 4.14 — Сохранение внесённых данных</w:t>
+      </w:r>
+    </w:p>
+    <w:p>
+      <w:r>
+        <w:rPr>
+          <w:rFonts w:ascii="Times New Roman" w:hAnsi="Times New Roman" w:cs="Times New Roman" w:eastAsia="Times New Roman"/>
+          <w:b w:val="0"/>
+          <w:i w:val="0"/>
+          <w:color w:val="000000"/>
+          <w:sz w:val="28"/>
+        </w:rPr>
+        <w:t>Если работник или машина уже заведены в системе и закреплены за другой организацией, система спросит отдельно, переносить ли запись к вам, Рисунок 4.15. Соглашайтесь, только если человек действительно перешёл к вам работать: у прежней организации запись пропадёт из её списка.</w:t>
+      </w:r>
+    </w:p>
+    <w:p>
+      <w:pPr>
+        <w:keepNext/>
+        <w:spacing w:before="120" w:after="40"/>
+        <w:ind w:firstLine="0"/>
+        <w:jc w:val="center"/>
+      </w:pPr>
+      <w:r>
+        <w:drawing>
+          <wp:inline xmlns:a="http://schemas.openxmlformats.org/drawingml/2006/main" xmlns:pic="http://schemas.openxmlformats.org/drawingml/2006/picture">
+            <wp:extent cx="5260848" cy="2084832"/>
+            <wp:docPr id="22" name="Picture 22"/>
+            <wp:cNvGraphicFramePr>
+              <a:graphicFrameLocks noChangeAspect="1"/>
+            </wp:cNvGraphicFramePr>
+            <a:graphic>
+              <a:graphicData uri="http://schemas.openxmlformats.org/drawingml/2006/picture">
+                <pic:pic>
+                  <pic:nvPicPr>
+                    <pic:cNvPr id="0" name="app-transfer.png"/>
+                    <pic:cNvPicPr/>
+                  </pic:nvPicPr>
+                  <pic:blipFill>
+                    <a:blip r:embed="rId32"/>
+                    <a:stretch>
+                      <a:fillRect/>
+                    </a:stretch>
+                  </pic:blipFill>
+                  <pic:spPr>
+                    <a:xfrm>
+                      <a:off x="0" y="0"/>
+                      <a:ext cx="5260848" cy="2084832"/>
+                    </a:xfrm>
+                    <a:prstGeom prst="rect"/>
+                  </pic:spPr>
+                </pic:pic>
+              </a:graphicData>
+            </a:graphic>
+          </wp:inline>
+        </w:drawing>
+      </w:r>
+    </w:p>
+    <w:p>
+      <w:pPr>
+        <w:keepNext w:val="0"/>
+        <w:spacing w:line="240" w:lineRule="auto" w:before="40" w:after="200"/>
+        <w:ind w:firstLine="0"/>
+        <w:jc w:val="center"/>
+      </w:pPr>
+      <w:r>
+        <w:rPr>
+          <w:rFonts w:ascii="Times New Roman" w:hAnsi="Times New Roman" w:cs="Times New Roman" w:eastAsia="Times New Roman"/>
+          <w:b w:val="0"/>
+          <w:i/>
+          <w:color w:val="000000"/>
+          <w:sz w:val="24"/>
+        </w:rPr>
+        <w:t>Рисунок 4.15 — Запись закреплена за другой организацией</w:t>
+      </w:r>
+    </w:p>
+    <w:p>
+      <w:pPr>
+        <w:pStyle w:val="Heading2"/>
+        <w:ind w:firstLine="0"/>
+      </w:pPr>
+      <w:r>
+        <w:rPr>
+          <w:rFonts w:ascii="Times New Roman" w:hAnsi="Times New Roman" w:cs="Times New Roman" w:eastAsia="Times New Roman"/>
+          <w:b/>
+          <w:i w:val="0"/>
+          <w:color w:val="000000"/>
+          <w:sz w:val="28"/>
+        </w:rPr>
+        <w:t>4.13. Отправить заявку</w:t>
+      </w:r>
+    </w:p>
+    <w:p>
+      <w:pPr>
+        <w:spacing w:after="0" w:line="360" w:lineRule="auto"/>
+        <w:ind w:hanging="454" w:left="1134"/>
+        <w:jc w:val="both"/>
+      </w:pPr>
+      <w:r>
+        <w:rPr>
+          <w:rFonts w:ascii="Times New Roman" w:hAnsi="Times New Roman" w:cs="Times New Roman" w:eastAsia="Times New Roman"/>
+          <w:b w:val="0"/>
+          <w:i w:val="0"/>
+          <w:color w:val="000000"/>
+          <w:sz w:val="28"/>
+        </w:rPr>
+        <w:t>1.</w:t>
+        <w:tab/>
+      </w:r>
+      <w:r>
+        <w:rPr>
+          <w:rFonts w:ascii="Times New Roman" w:hAnsi="Times New Roman" w:cs="Times New Roman" w:eastAsia="Times New Roman"/>
+          <w:b w:val="0"/>
+          <w:i w:val="0"/>
+          <w:color w:val="000000"/>
+          <w:sz w:val="28"/>
+        </w:rPr>
+        <w:t xml:space="preserve">Поставьте отметку </w:t>
+      </w:r>
+      <w:r>
+        <w:rPr>
+          <w:rFonts w:ascii="Times New Roman" w:hAnsi="Times New Roman" w:cs="Times New Roman" w:eastAsia="Times New Roman"/>
+          <w:b/>
+          <w:i w:val="0"/>
+          <w:color w:val="000000"/>
+          <w:sz w:val="28"/>
+        </w:rPr>
+        <w:t>«Даю согласие на обработку, хранение, передачу персональных данных, изложенных в заявке»</w:t>
+      </w:r>
+      <w:r>
+        <w:rPr>
+          <w:rFonts w:ascii="Times New Roman" w:hAnsi="Times New Roman" w:cs="Times New Roman" w:eastAsia="Times New Roman"/>
+          <w:b w:val="0"/>
+          <w:i w:val="0"/>
+          <w:color w:val="000000"/>
+          <w:sz w:val="28"/>
+        </w:rPr>
+        <w:t>, Рисунок 4.16.</w:t>
+      </w:r>
+    </w:p>
+    <w:p>
+      <w:pPr>
+        <w:spacing w:after="0" w:line="360" w:lineRule="auto"/>
+        <w:ind w:hanging="454" w:left="1134"/>
+        <w:jc w:val="both"/>
+      </w:pPr>
+      <w:r>
+        <w:rPr>
+          <w:rFonts w:ascii="Times New Roman" w:hAnsi="Times New Roman" w:cs="Times New Roman" w:eastAsia="Times New Roman"/>
+          <w:b w:val="0"/>
+          <w:i w:val="0"/>
+          <w:color w:val="000000"/>
+          <w:sz w:val="28"/>
+        </w:rPr>
+        <w:t>2.</w:t>
+        <w:tab/>
+      </w:r>
+      <w:r>
+        <w:rPr>
+          <w:rFonts w:ascii="Times New Roman" w:hAnsi="Times New Roman" w:cs="Times New Roman" w:eastAsia="Times New Roman"/>
+          <w:b w:val="0"/>
+          <w:i w:val="0"/>
+          <w:color w:val="000000"/>
+          <w:sz w:val="28"/>
+        </w:rPr>
+        <w:t xml:space="preserve">Нажмите </w:t>
+      </w:r>
+      <w:r>
+        <w:rPr>
+          <w:rFonts w:ascii="Times New Roman" w:hAnsi="Times New Roman" w:cs="Times New Roman" w:eastAsia="Times New Roman"/>
+          <w:b/>
+          <w:i w:val="0"/>
+          <w:color w:val="000000"/>
+          <w:sz w:val="28"/>
+        </w:rPr>
+        <w:t>«Отправить заявку»</w:t>
+      </w:r>
+      <w:r>
+        <w:rPr>
+          <w:rFonts w:ascii="Times New Roman" w:hAnsi="Times New Roman" w:cs="Times New Roman" w:eastAsia="Times New Roman"/>
+          <w:b w:val="0"/>
+          <w:i w:val="0"/>
+          <w:color w:val="000000"/>
+          <w:sz w:val="28"/>
+        </w:rPr>
+        <w:t xml:space="preserve">. </w:t>
+      </w:r>
+      <w:r>
+        <w:rPr>
+          <w:rFonts w:ascii="Times New Roman" w:hAnsi="Times New Roman" w:cs="Times New Roman" w:eastAsia="Times New Roman"/>
+          <w:b/>
+          <w:i w:val="0"/>
+          <w:color w:val="000000"/>
+          <w:sz w:val="28"/>
+        </w:rPr>
+        <w:t>Система проверит заполнение и отправит заявку.</w:t>
+      </w:r>
+    </w:p>
+    <w:p>
+      <w:pPr>
+        <w:keepNext/>
+        <w:spacing w:before="120" w:after="40"/>
+        <w:ind w:firstLine="0"/>
+        <w:jc w:val="center"/>
+      </w:pPr>
+      <w:r>
+        <w:drawing>
+          <wp:inline xmlns:a="http://schemas.openxmlformats.org/drawingml/2006/main" xmlns:pic="http://schemas.openxmlformats.org/drawingml/2006/picture">
             <wp:extent cx="4163568" cy="2084832"/>
-            <wp:docPr id="21" name="Picture 21"/>
+            <wp:docPr id="23" name="Picture 23"/>
             <wp:cNvGraphicFramePr>
               <a:graphicFrameLocks noChangeAspect="1"/>
             </wp:cNvGraphicFramePr>
@@ -8483,7 +8663,7 @@
                     <pic:cNvPicPr/>
                   </pic:nvPicPr>
                   <pic:blipFill>
-                    <a:blip r:embed="rId31"/>
+                    <a:blip r:embed="rId33"/>
                     <a:stretch>
                       <a:fillRect/>
                     </a:stretch>
@@ -8517,7 +8697,7 @@
           <w:color w:val="000000"/>
           <w:sz w:val="24"/>
         </w:rPr>
-        <w:t>Рисунок 4.14 — Согласие и отправка</w:t>
+        <w:t>Рисунок 4.16 — Согласие и отправка</w:t>
       </w:r>
     </w:p>
     <w:p>
@@ -8545,7 +8725,7 @@
           <w:color w:val="000000"/>
           <w:sz w:val="28"/>
         </w:rPr>
-        <w:t xml:space="preserve">Дождитесь подтверждения, Рисунок 4.15. </w:t>
+        <w:t xml:space="preserve">Дождитесь подтверждения, Рисунок 4.17. </w:t>
       </w:r>
       <w:r>
         <w:rPr>
@@ -8569,7 +8749,7 @@
         <w:drawing>
           <wp:inline xmlns:a="http://schemas.openxmlformats.org/drawingml/2006/main" xmlns:pic="http://schemas.openxmlformats.org/drawingml/2006/picture">
             <wp:extent cx="3803904" cy="3645408"/>
-            <wp:docPr id="22" name="Picture 22"/>
+            <wp:docPr id="24" name="Picture 24"/>
             <wp:cNvGraphicFramePr>
               <a:graphicFrameLocks noChangeAspect="1"/>
             </wp:cNvGraphicFramePr>
@@ -8581,7 +8761,7 @@
                     <pic:cNvPicPr/>
                   </pic:nvPicPr>
                   <pic:blipFill>
-                    <a:blip r:embed="rId32"/>
+                    <a:blip r:embed="rId34"/>
                     <a:stretch>
                       <a:fillRect/>
                     </a:stretch>
@@ -8615,7 +8795,7 @@
           <w:color w:val="000000"/>
           <w:sz w:val="24"/>
         </w:rPr>
-        <w:t>Рисунок 4.15 — Заявка отправлена</w:t>
+        <w:t>Рисунок 4.17 — Заявка отправлена</w:t>
       </w:r>
     </w:p>
     <w:p>
@@ -8648,166 +8828,6 @@
           <w:sz w:val="28"/>
         </w:rPr>
         <w:t xml:space="preserve"> не нажимается - наведите на неё указатель: система назовёт незаполненное поле.</w:t>
-      </w:r>
-    </w:p>
-    <w:p>
-      <w:pPr>
-        <w:pStyle w:val="Heading2"/>
-        <w:ind w:firstLine="0"/>
-      </w:pPr>
-      <w:r>
-        <w:rPr>
-          <w:rFonts w:ascii="Times New Roman" w:hAnsi="Times New Roman" w:cs="Times New Roman" w:eastAsia="Times New Roman"/>
-          <w:b/>
-          <w:i w:val="0"/>
-          <w:color w:val="000000"/>
-          <w:sz w:val="28"/>
-        </w:rPr>
-        <w:t>4.13. Сохранить внесённых людей себе</w:t>
-      </w:r>
-    </w:p>
-    <w:p>
-      <w:r>
-        <w:rPr>
-          <w:rFonts w:ascii="Times New Roman" w:hAnsi="Times New Roman" w:cs="Times New Roman" w:eastAsia="Times New Roman"/>
-          <w:b w:val="0"/>
-          <w:i w:val="0"/>
-          <w:color w:val="000000"/>
-          <w:sz w:val="28"/>
-        </w:rPr>
-        <w:t>После отправки система предлагает сохранить новых людей и машины в ваши списки, Рисунок 4.16. Согласитесь - в следующий раз их не придётся вводить заново.</w:t>
-      </w:r>
-    </w:p>
-    <w:p>
-      <w:pPr>
-        <w:keepNext/>
-        <w:spacing w:before="120" w:after="40"/>
-        <w:ind w:firstLine="0"/>
-        <w:jc w:val="center"/>
-      </w:pPr>
-      <w:r>
-        <w:drawing>
-          <wp:inline xmlns:a="http://schemas.openxmlformats.org/drawingml/2006/main" xmlns:pic="http://schemas.openxmlformats.org/drawingml/2006/picture">
-            <wp:extent cx="3803904" cy="3962399"/>
-            <wp:docPr id="23" name="Picture 23"/>
-            <wp:cNvGraphicFramePr>
-              <a:graphicFrameLocks noChangeAspect="1"/>
-            </wp:cNvGraphicFramePr>
-            <a:graphic>
-              <a:graphicData uri="http://schemas.openxmlformats.org/drawingml/2006/picture">
-                <pic:pic>
-                  <pic:nvPicPr>
-                    <pic:cNvPr id="0" name="app-binding.png"/>
-                    <pic:cNvPicPr/>
-                  </pic:nvPicPr>
-                  <pic:blipFill>
-                    <a:blip r:embed="rId33"/>
-                    <a:stretch>
-                      <a:fillRect/>
-                    </a:stretch>
-                  </pic:blipFill>
-                  <pic:spPr>
-                    <a:xfrm>
-                      <a:off x="0" y="0"/>
-                      <a:ext cx="3803904" cy="3962399"/>
-                    </a:xfrm>
-                    <a:prstGeom prst="rect"/>
-                  </pic:spPr>
-                </pic:pic>
-              </a:graphicData>
-            </a:graphic>
-          </wp:inline>
-        </w:drawing>
-      </w:r>
-    </w:p>
-    <w:p>
-      <w:pPr>
-        <w:keepNext w:val="0"/>
-        <w:spacing w:line="240" w:lineRule="auto" w:before="40" w:after="200"/>
-        <w:ind w:firstLine="0"/>
-        <w:jc w:val="center"/>
-      </w:pPr>
-      <w:r>
-        <w:rPr>
-          <w:rFonts w:ascii="Times New Roman" w:hAnsi="Times New Roman" w:cs="Times New Roman" w:eastAsia="Times New Roman"/>
-          <w:b w:val="0"/>
-          <w:i/>
-          <w:color w:val="000000"/>
-          <w:sz w:val="24"/>
-        </w:rPr>
-        <w:t>Рисунок 4.16 — Сохранение внесённых данных</w:t>
-      </w:r>
-    </w:p>
-    <w:p>
-      <w:r>
-        <w:rPr>
-          <w:rFonts w:ascii="Times New Roman" w:hAnsi="Times New Roman" w:cs="Times New Roman" w:eastAsia="Times New Roman"/>
-          <w:b w:val="0"/>
-          <w:i w:val="0"/>
-          <w:color w:val="000000"/>
-          <w:sz w:val="28"/>
-        </w:rPr>
-        <w:t>Если работник или машина уже заведены в системе и закреплены за другой организацией, система спросит отдельно, переносить ли запись к вам, Рисунок 4.17. Соглашайтесь, только если человек действительно перешёл к вам работать: у прежней организации запись пропадёт из её списка.</w:t>
-      </w:r>
-    </w:p>
-    <w:p>
-      <w:pPr>
-        <w:keepNext/>
-        <w:spacing w:before="120" w:after="40"/>
-        <w:ind w:firstLine="0"/>
-        <w:jc w:val="center"/>
-      </w:pPr>
-      <w:r>
-        <w:drawing>
-          <wp:inline xmlns:a="http://schemas.openxmlformats.org/drawingml/2006/main" xmlns:pic="http://schemas.openxmlformats.org/drawingml/2006/picture">
-            <wp:extent cx="5260848" cy="2084832"/>
-            <wp:docPr id="24" name="Picture 24"/>
-            <wp:cNvGraphicFramePr>
-              <a:graphicFrameLocks noChangeAspect="1"/>
-            </wp:cNvGraphicFramePr>
-            <a:graphic>
-              <a:graphicData uri="http://schemas.openxmlformats.org/drawingml/2006/picture">
-                <pic:pic>
-                  <pic:nvPicPr>
-                    <pic:cNvPr id="0" name="app-transfer.png"/>
-                    <pic:cNvPicPr/>
-                  </pic:nvPicPr>
-                  <pic:blipFill>
-                    <a:blip r:embed="rId34"/>
-                    <a:stretch>
-                      <a:fillRect/>
-                    </a:stretch>
-                  </pic:blipFill>
-                  <pic:spPr>
-                    <a:xfrm>
-                      <a:off x="0" y="0"/>
-                      <a:ext cx="5260848" cy="2084832"/>
-                    </a:xfrm>
-                    <a:prstGeom prst="rect"/>
-                  </pic:spPr>
-                </pic:pic>
-              </a:graphicData>
-            </a:graphic>
-          </wp:inline>
-        </w:drawing>
-      </w:r>
-    </w:p>
-    <w:p>
-      <w:pPr>
-        <w:keepNext w:val="0"/>
-        <w:spacing w:line="240" w:lineRule="auto" w:before="40" w:after="200"/>
-        <w:ind w:firstLine="0"/>
-        <w:jc w:val="center"/>
-      </w:pPr>
-      <w:r>
-        <w:rPr>
-          <w:rFonts w:ascii="Times New Roman" w:hAnsi="Times New Roman" w:cs="Times New Roman" w:eastAsia="Times New Roman"/>
-          <w:b w:val="0"/>
-          <w:i/>
-          <w:color w:val="000000"/>
-          <w:sz w:val="24"/>
-        </w:rPr>
-        <w:t>Рисунок 4.17 — Запись закреплена за другой организацией</w:t>
       </w:r>
     </w:p>
     <w:p>

--- a/Документация/Инструкция пользователя/Инструкция пользователя.docx
+++ b/Документация/Инструкция пользователя/Инструкция пользователя.docx
@@ -2048,7 +2048,7 @@
           <w:sz w:val="26"/>
         </w:rPr>
         <w:tab/>
-        <w:t>41</w:t>
+        <w:t>42</w:t>
       </w:r>
     </w:p>
     <w:p>
@@ -2110,7 +2110,7 @@
           <w:sz w:val="26"/>
         </w:rPr>
         <w:tab/>
-        <w:t>42</w:t>
+        <w:t>43</w:t>
       </w:r>
     </w:p>
     <w:p>
@@ -2141,7 +2141,7 @@
           <w:sz w:val="26"/>
         </w:rPr>
         <w:tab/>
-        <w:t>43</w:t>
+        <w:t>44</w:t>
       </w:r>
     </w:p>
     <w:p>
@@ -2172,7 +2172,7 @@
           <w:sz w:val="26"/>
         </w:rPr>
         <w:tab/>
-        <w:t>43</w:t>
+        <w:t>44</w:t>
       </w:r>
     </w:p>
     <w:p>
@@ -2203,7 +2203,7 @@
           <w:sz w:val="26"/>
         </w:rPr>
         <w:tab/>
-        <w:t>44</w:t>
+        <w:t>45</w:t>
       </w:r>
     </w:p>
     <w:p>
@@ -2234,7 +2234,7 @@
           <w:sz w:val="26"/>
         </w:rPr>
         <w:tab/>
-        <w:t>45</w:t>
+        <w:t>46</w:t>
       </w:r>
     </w:p>
     <w:p>
@@ -2265,7 +2265,7 @@
           <w:sz w:val="26"/>
         </w:rPr>
         <w:tab/>
-        <w:t>46</w:t>
+        <w:t>47</w:t>
       </w:r>
     </w:p>
     <w:p>
@@ -2296,7 +2296,7 @@
           <w:sz w:val="26"/>
         </w:rPr>
         <w:tab/>
-        <w:t>47</w:t>
+        <w:t>48</w:t>
       </w:r>
     </w:p>
     <w:p>
@@ -14078,7 +14078,7 @@
           <w:color w:val="000000"/>
           <w:sz w:val="28"/>
         </w:rPr>
-        <w:t xml:space="preserve">Найдите в карточке блок обсуждения. </w:t>
+        <w:t xml:space="preserve">Найдите в карточке блок </w:t>
       </w:r>
       <w:r>
         <w:rPr>
@@ -14088,7 +14088,27 @@
           <w:color w:val="000000"/>
           <w:sz w:val="28"/>
         </w:rPr>
-        <w:t>Там видно, кто написал и когда.</w:t>
+        <w:t>«Обсуждение заявки»</w:t>
+      </w:r>
+      <w:r>
+        <w:rPr>
+          <w:rFonts w:ascii="Times New Roman" w:hAnsi="Times New Roman" w:cs="Times New Roman" w:eastAsia="Times New Roman"/>
+          <w:b w:val="0"/>
+          <w:i w:val="0"/>
+          <w:color w:val="000000"/>
+          <w:sz w:val="28"/>
+        </w:rPr>
+        <w:t xml:space="preserve"> и раскройте его. </w:t>
+      </w:r>
+      <w:r>
+        <w:rPr>
+          <w:rFonts w:ascii="Times New Roman" w:hAnsi="Times New Roman" w:cs="Times New Roman" w:eastAsia="Times New Roman"/>
+          <w:b/>
+          <w:i w:val="0"/>
+          <w:color w:val="000000"/>
+          <w:sz w:val="28"/>
+        </w:rPr>
+        <w:t>Метка «Новое» стоит на том, что вы ещё не читали, Рисунок 9.1.</w:t>
       </w:r>
     </w:p>
     <w:p>
@@ -14116,7 +14136,7 @@
           <w:color w:val="000000"/>
           <w:sz w:val="28"/>
         </w:rPr>
-        <w:t xml:space="preserve">Напишите ответ в поле и отправьте. </w:t>
+        <w:t xml:space="preserve">Нажмите на тему обсуждения. </w:t>
       </w:r>
       <w:r>
         <w:rPr>
@@ -14126,7 +14146,177 @@
           <w:color w:val="000000"/>
           <w:sz w:val="28"/>
         </w:rPr>
+        <w:t>Раскроется переписка: кто написал, когда и что.</w:t>
+      </w:r>
+    </w:p>
+    <w:p>
+      <w:pPr>
+        <w:spacing w:after="0" w:line="360" w:lineRule="auto"/>
+        <w:ind w:hanging="454" w:left="1134"/>
+        <w:jc w:val="both"/>
+      </w:pPr>
+      <w:r>
+        <w:rPr>
+          <w:rFonts w:ascii="Times New Roman" w:hAnsi="Times New Roman" w:cs="Times New Roman" w:eastAsia="Times New Roman"/>
+          <w:b w:val="0"/>
+          <w:i w:val="0"/>
+          <w:color w:val="000000"/>
+          <w:sz w:val="28"/>
+        </w:rPr>
+        <w:t>4.</w:t>
+        <w:tab/>
+      </w:r>
+      <w:r>
+        <w:rPr>
+          <w:rFonts w:ascii="Times New Roman" w:hAnsi="Times New Roman" w:cs="Times New Roman" w:eastAsia="Times New Roman"/>
+          <w:b w:val="0"/>
+          <w:i w:val="0"/>
+          <w:color w:val="000000"/>
+          <w:sz w:val="28"/>
+        </w:rPr>
+        <w:t xml:space="preserve">Напишите ответ в поле </w:t>
+      </w:r>
+      <w:r>
+        <w:rPr>
+          <w:rFonts w:ascii="Times New Roman" w:hAnsi="Times New Roman" w:cs="Times New Roman" w:eastAsia="Times New Roman"/>
+          <w:b/>
+          <w:i w:val="0"/>
+          <w:color w:val="000000"/>
+          <w:sz w:val="28"/>
+        </w:rPr>
+        <w:t>«Написать ответ...»</w:t>
+      </w:r>
+      <w:r>
+        <w:rPr>
+          <w:rFonts w:ascii="Times New Roman" w:hAnsi="Times New Roman" w:cs="Times New Roman" w:eastAsia="Times New Roman"/>
+          <w:b w:val="0"/>
+          <w:i w:val="0"/>
+          <w:color w:val="000000"/>
+          <w:sz w:val="28"/>
+        </w:rPr>
+        <w:t xml:space="preserve"> и нажмите </w:t>
+      </w:r>
+      <w:r>
+        <w:rPr>
+          <w:rFonts w:ascii="Times New Roman" w:hAnsi="Times New Roman" w:cs="Times New Roman" w:eastAsia="Times New Roman"/>
+          <w:b/>
+          <w:i w:val="0"/>
+          <w:color w:val="000000"/>
+          <w:sz w:val="28"/>
+        </w:rPr>
+        <w:t>«Ответить»</w:t>
+      </w:r>
+      <w:r>
+        <w:rPr>
+          <w:rFonts w:ascii="Times New Roman" w:hAnsi="Times New Roman" w:cs="Times New Roman" w:eastAsia="Times New Roman"/>
+          <w:b w:val="0"/>
+          <w:i w:val="0"/>
+          <w:color w:val="000000"/>
+          <w:sz w:val="28"/>
+        </w:rPr>
+        <w:t xml:space="preserve">. </w:t>
+      </w:r>
+      <w:r>
+        <w:rPr>
+          <w:rFonts w:ascii="Times New Roman" w:hAnsi="Times New Roman" w:cs="Times New Roman" w:eastAsia="Times New Roman"/>
+          <w:b/>
+          <w:i w:val="0"/>
+          <w:color w:val="000000"/>
+          <w:sz w:val="28"/>
+        </w:rPr>
         <w:t>Ответ увидят участники заявки, рассмотрение продолжится.</w:t>
+      </w:r>
+    </w:p>
+    <w:p>
+      <w:pPr>
+        <w:keepNext/>
+        <w:spacing w:before="120" w:after="40"/>
+        <w:ind w:firstLine="0"/>
+        <w:jc w:val="center"/>
+      </w:pPr>
+      <w:r>
+        <w:drawing>
+          <wp:inline xmlns:a="http://schemas.openxmlformats.org/drawingml/2006/main" xmlns:pic="http://schemas.openxmlformats.org/drawingml/2006/picture">
+            <wp:extent cx="5940000" cy="2584116"/>
+            <wp:docPr id="45" name="Picture 45"/>
+            <wp:cNvGraphicFramePr>
+              <a:graphicFrameLocks noChangeAspect="1"/>
+            </wp:cNvGraphicFramePr>
+            <a:graphic>
+              <a:graphicData uri="http://schemas.openxmlformats.org/drawingml/2006/picture">
+                <pic:pic>
+                  <pic:nvPicPr>
+                    <pic:cNvPr id="0" name="discussion.png"/>
+                    <pic:cNvPicPr/>
+                  </pic:nvPicPr>
+                  <pic:blipFill>
+                    <a:blip r:embed="rId54"/>
+                    <a:stretch>
+                      <a:fillRect/>
+                    </a:stretch>
+                  </pic:blipFill>
+                  <pic:spPr>
+                    <a:xfrm>
+                      <a:off x="0" y="0"/>
+                      <a:ext cx="5940000" cy="2584116"/>
+                    </a:xfrm>
+                    <a:prstGeom prst="rect"/>
+                  </pic:spPr>
+                </pic:pic>
+              </a:graphicData>
+            </a:graphic>
+          </wp:inline>
+        </w:drawing>
+      </w:r>
+    </w:p>
+    <w:p>
+      <w:pPr>
+        <w:keepNext w:val="0"/>
+        <w:spacing w:line="240" w:lineRule="auto" w:before="40" w:after="200"/>
+        <w:ind w:firstLine="0"/>
+        <w:jc w:val="center"/>
+      </w:pPr>
+      <w:r>
+        <w:rPr>
+          <w:rFonts w:ascii="Times New Roman" w:hAnsi="Times New Roman" w:cs="Times New Roman" w:eastAsia="Times New Roman"/>
+          <w:b w:val="0"/>
+          <w:i/>
+          <w:color w:val="000000"/>
+          <w:sz w:val="24"/>
+        </w:rPr>
+        <w:t>Рисунок 9.1 — Обсуждение заявки</w:t>
+      </w:r>
+    </w:p>
+    <w:p>
+      <w:r>
+        <w:rPr>
+          <w:rFonts w:ascii="Times New Roman" w:hAnsi="Times New Roman" w:cs="Times New Roman" w:eastAsia="Times New Roman"/>
+          <w:b w:val="0"/>
+          <w:i w:val="0"/>
+          <w:color w:val="000000"/>
+          <w:sz w:val="28"/>
+        </w:rPr>
+        <w:t xml:space="preserve">Свой вопрос задают кнопкой </w:t>
+      </w:r>
+      <w:r>
+        <w:rPr>
+          <w:rFonts w:ascii="Times New Roman" w:hAnsi="Times New Roman" w:cs="Times New Roman" w:eastAsia="Times New Roman"/>
+          <w:b/>
+          <w:i w:val="0"/>
+          <w:color w:val="000000"/>
+          <w:sz w:val="28"/>
+        </w:rPr>
+        <w:t>«Начать обсуждение»</w:t>
+      </w:r>
+      <w:r>
+        <w:rPr>
+          <w:rFonts w:ascii="Times New Roman" w:hAnsi="Times New Roman" w:cs="Times New Roman" w:eastAsia="Times New Roman"/>
+          <w:b w:val="0"/>
+          <w:i w:val="0"/>
+          <w:color w:val="000000"/>
+          <w:sz w:val="28"/>
+        </w:rPr>
+        <w:t xml:space="preserve"> - если что-то нужно уточнить у бюро пропусков по этой же заявке.</w:t>
       </w:r>
     </w:p>
     <w:tbl>
@@ -14335,7 +14525,7 @@
         <w:drawing>
           <wp:inline xmlns:a="http://schemas.openxmlformats.org/drawingml/2006/main" xmlns:pic="http://schemas.openxmlformats.org/drawingml/2006/picture">
             <wp:extent cx="5940000" cy="4929775"/>
-            <wp:docPr id="45" name="Picture 45"/>
+            <wp:docPr id="46" name="Picture 46"/>
             <wp:cNvGraphicFramePr>
               <a:graphicFrameLocks noChangeAspect="1"/>
             </wp:cNvGraphicFramePr>
@@ -14347,7 +14537,7 @@
                     <pic:cNvPicPr/>
                   </pic:nvPicPr>
                   <pic:blipFill>
-                    <a:blip r:embed="rId54"/>
+                    <a:blip r:embed="rId55"/>
                     <a:stretch>
                       <a:fillRect/>
                     </a:stretch>
@@ -14781,7 +14971,7 @@
         <w:drawing>
           <wp:inline xmlns:a="http://schemas.openxmlformats.org/drawingml/2006/main" xmlns:pic="http://schemas.openxmlformats.org/drawingml/2006/picture">
             <wp:extent cx="2950464" cy="2292096"/>
-            <wp:docPr id="46" name="Picture 46"/>
+            <wp:docPr id="47" name="Picture 47"/>
             <wp:cNvGraphicFramePr>
               <a:graphicFrameLocks noChangeAspect="1"/>
             </wp:cNvGraphicFramePr>
@@ -14793,7 +14983,7 @@
                     <pic:cNvPicPr/>
                   </pic:nvPicPr>
                   <pic:blipFill>
-                    <a:blip r:embed="rId55"/>
+                    <a:blip r:embed="rId56"/>
                     <a:stretch>
                       <a:fillRect/>
                     </a:stretch>
@@ -15074,7 +15264,7 @@
         <w:drawing>
           <wp:inline xmlns:a="http://schemas.openxmlformats.org/drawingml/2006/main" xmlns:pic="http://schemas.openxmlformats.org/drawingml/2006/picture">
             <wp:extent cx="5687568" cy="1700784"/>
-            <wp:docPr id="47" name="Picture 47"/>
+            <wp:docPr id="48" name="Picture 48"/>
             <wp:cNvGraphicFramePr>
               <a:graphicFrameLocks noChangeAspect="1"/>
             </wp:cNvGraphicFramePr>
@@ -15086,7 +15276,7 @@
                     <pic:cNvPicPr/>
                   </pic:nvPicPr>
                   <pic:blipFill>
-                    <a:blip r:embed="rId56"/>
+                    <a:blip r:embed="rId57"/>
                     <a:stretch>
                       <a:fillRect/>
                     </a:stretch>
@@ -15539,7 +15729,7 @@
         <w:drawing>
           <wp:inline xmlns:a="http://schemas.openxmlformats.org/drawingml/2006/main" xmlns:pic="http://schemas.openxmlformats.org/drawingml/2006/picture">
             <wp:extent cx="3438144" cy="2328672"/>
-            <wp:docPr id="48" name="Picture 48"/>
+            <wp:docPr id="49" name="Picture 49"/>
             <wp:cNvGraphicFramePr>
               <a:graphicFrameLocks noChangeAspect="1"/>
             </wp:cNvGraphicFramePr>
@@ -15551,7 +15741,7 @@
                     <pic:cNvPicPr/>
                   </pic:nvPicPr>
                   <pic:blipFill>
-                    <a:blip r:embed="rId57"/>
+                    <a:blip r:embed="rId58"/>
                     <a:stretch>
                       <a:fillRect/>
                     </a:stretch>
@@ -15717,7 +15907,7 @@
         <w:drawing>
           <wp:inline xmlns:a="http://schemas.openxmlformats.org/drawingml/2006/main" xmlns:pic="http://schemas.openxmlformats.org/drawingml/2006/picture">
             <wp:extent cx="5940000" cy="722022"/>
-            <wp:docPr id="49" name="Picture 49"/>
+            <wp:docPr id="50" name="Picture 50"/>
             <wp:cNvGraphicFramePr>
               <a:graphicFrameLocks noChangeAspect="1"/>
             </wp:cNvGraphicFramePr>
@@ -15729,7 +15919,7 @@
                     <pic:cNvPicPr/>
                   </pic:nvPicPr>
                   <pic:blipFill>
-                    <a:blip r:embed="rId58"/>
+                    <a:blip r:embed="rId59"/>
                     <a:stretch>
                       <a:fillRect/>
                     </a:stretch>
@@ -15869,7 +16059,7 @@
         <w:drawing>
           <wp:inline xmlns:a="http://schemas.openxmlformats.org/drawingml/2006/main" xmlns:pic="http://schemas.openxmlformats.org/drawingml/2006/picture">
             <wp:extent cx="5754624" cy="5205984"/>
-            <wp:docPr id="50" name="Picture 50"/>
+            <wp:docPr id="51" name="Picture 51"/>
             <wp:cNvGraphicFramePr>
               <a:graphicFrameLocks noChangeAspect="1"/>
             </wp:cNvGraphicFramePr>
@@ -15881,7 +16071,7 @@
                     <pic:cNvPicPr/>
                   </pic:nvPicPr>
                   <pic:blipFill>
-                    <a:blip r:embed="rId59"/>
+                    <a:blip r:embed="rId60"/>
                     <a:stretch>
                       <a:fillRect/>
                     </a:stretch>
@@ -15957,7 +16147,7 @@
         <w:drawing>
           <wp:inline xmlns:a="http://schemas.openxmlformats.org/drawingml/2006/main" xmlns:pic="http://schemas.openxmlformats.org/drawingml/2006/picture">
             <wp:extent cx="2706624" cy="3115056"/>
-            <wp:docPr id="51" name="Picture 51"/>
+            <wp:docPr id="52" name="Picture 52"/>
             <wp:cNvGraphicFramePr>
               <a:graphicFrameLocks noChangeAspect="1"/>
             </wp:cNvGraphicFramePr>
@@ -15969,7 +16159,7 @@
                     <pic:cNvPicPr/>
                   </pic:nvPicPr>
                   <pic:blipFill>
-                    <a:blip r:embed="rId60"/>
+                    <a:blip r:embed="rId61"/>
                     <a:stretch>
                       <a:fillRect/>
                     </a:stretch>
@@ -16045,7 +16235,7 @@
         <w:drawing>
           <wp:inline xmlns:a="http://schemas.openxmlformats.org/drawingml/2006/main" xmlns:pic="http://schemas.openxmlformats.org/drawingml/2006/picture">
             <wp:extent cx="5940000" cy="3892247"/>
-            <wp:docPr id="52" name="Picture 52"/>
+            <wp:docPr id="53" name="Picture 53"/>
             <wp:cNvGraphicFramePr>
               <a:graphicFrameLocks noChangeAspect="1"/>
             </wp:cNvGraphicFramePr>
@@ -16057,7 +16247,7 @@
                     <pic:cNvPicPr/>
                   </pic:nvPicPr>
                   <pic:blipFill>
-                    <a:blip r:embed="rId61"/>
+                    <a:blip r:embed="rId62"/>
                     <a:stretch>
                       <a:fillRect/>
                     </a:stretch>
@@ -16487,7 +16677,7 @@
         <w:drawing>
           <wp:inline xmlns:a="http://schemas.openxmlformats.org/drawingml/2006/main" xmlns:pic="http://schemas.openxmlformats.org/drawingml/2006/picture">
             <wp:extent cx="5940000" cy="3892247"/>
-            <wp:docPr id="53" name="Picture 53"/>
+            <wp:docPr id="54" name="Picture 54"/>
             <wp:cNvGraphicFramePr>
               <a:graphicFrameLocks noChangeAspect="1"/>
             </wp:cNvGraphicFramePr>
@@ -16499,7 +16689,7 @@
                     <pic:cNvPicPr/>
                   </pic:nvPicPr>
                   <pic:blipFill>
-                    <a:blip r:embed="rId62"/>
+                    <a:blip r:embed="rId63"/>
                     <a:stretch>
                       <a:fillRect/>
                     </a:stretch>
